--- a/Templates/HSA_Software Requirement Specification_v0.1.docx
+++ b/Templates/HSA_Software Requirement Specification_v0.1.docx
@@ -3865,14 +3865,9 @@
       <w:tr>
         <w:tc>
           <w:tcPr>
-            <w:tcW w:w="416" w:type="dxa"/>
-            <w:shd w:val="clear" w:color="auto" w:fill="auto"/>
-            <w:vAlign w:val="center"/>
-          </w:tcPr>
-          <w:p>
-            <w:pPr>
-              <w:ind w:left="34"/>
-            </w:pPr>
+            <w:tcW w:type="dxa" w:w="416"/>
+          </w:tcPr>
+          <w:p>
             <w:r>
               <w:t>1</w:t>
             </w:r>
@@ -3880,43 +3875,31 @@
         </w:tc>
         <w:tc>
           <w:tcPr>
-            <w:tcW w:w="1707" w:type="dxa"/>
-            <w:shd w:val="clear" w:color="auto" w:fill="auto"/>
-            <w:vAlign w:val="center"/>
-          </w:tcPr>
-          <w:p>
-            <w:r>
-              <w:t>Administrator</w:t>
-            </w:r>
-          </w:p>
-        </w:tc>
-        <w:tc>
-          <w:tcPr>
-            <w:tcW w:w="6797" w:type="dxa"/>
-            <w:shd w:val="clear" w:color="auto" w:fill="auto"/>
-            <w:vAlign w:val="center"/>
-          </w:tcPr>
-          <w:p>
-            <w:r>
-              <w:t>Actor description here..</w:t>
+            <w:tcW w:type="dxa" w:w="1707"/>
+          </w:tcPr>
+          <w:p>
+            <w:r>
+              <w:t>Student</w:t>
+            </w:r>
+          </w:p>
+        </w:tc>
+        <w:tc>
+          <w:tcPr>
+            <w:tcW w:type="dxa" w:w="6797"/>
+          </w:tcPr>
+          <w:p>
+            <w:r>
+              <w:t>Primary End-user. Học viên THPT chuẩn bị cho kỳ thi ĐGNL. Tương tác với hệ thống để đăng ký khóa học, học bài giảng (tài liệu/video), làm bài Mock Exam theo giai đoạn, theo dõi kết quả, và gửi câu hỏi Q&amp;A.</w:t>
             </w:r>
           </w:p>
         </w:tc>
       </w:tr>
       <w:tr>
-        <w:trPr>
-          <w:trHeight w:val="315"/>
-        </w:trPr>
-        <w:tc>
-          <w:tcPr>
-            <w:tcW w:w="416" w:type="dxa"/>
-            <w:shd w:val="clear" w:color="auto" w:fill="auto"/>
-            <w:vAlign w:val="center"/>
-          </w:tcPr>
-          <w:p>
-            <w:pPr>
-              <w:ind w:left="34"/>
-            </w:pPr>
+        <w:tc>
+          <w:tcPr>
+            <w:tcW w:type="dxa" w:w="416"/>
+          </w:tcPr>
+          <w:p>
             <w:r>
               <w:t>2</w:t>
             </w:r>
@@ -3924,25 +3907,21 @@
         </w:tc>
         <w:tc>
           <w:tcPr>
-            <w:tcW w:w="1707" w:type="dxa"/>
-            <w:shd w:val="clear" w:color="auto" w:fill="auto"/>
-            <w:vAlign w:val="center"/>
-          </w:tcPr>
-          <w:p>
-            <w:r>
-              <w:t>Menu Manager</w:t>
-            </w:r>
-          </w:p>
-        </w:tc>
-        <w:tc>
-          <w:tcPr>
-            <w:tcW w:w="6797" w:type="dxa"/>
-            <w:shd w:val="clear" w:color="auto" w:fill="auto"/>
-            <w:vAlign w:val="center"/>
-          </w:tcPr>
-          <w:p>
-            <w:r>
-              <w:t>..</w:t>
+            <w:tcW w:type="dxa" w:w="1707"/>
+          </w:tcPr>
+          <w:p>
+            <w:r>
+              <w:t>Lecturer</w:t>
+            </w:r>
+          </w:p>
+        </w:tc>
+        <w:tc>
+          <w:tcPr>
+            <w:tcW w:type="dxa" w:w="6797"/>
+          </w:tcPr>
+          <w:p>
+            <w:r>
+              <w:t>Key User. Chuyên gia học thuật ký hợp đồng thời vụ. Upload bài giảng, import câu hỏi vào Ngân hàng đề, theo dõi tiến độ Dashboard lớp học, và trực tiếp phản hồi các câu hỏi Q&amp;A từ Học viên.</w:t>
             </w:r>
           </w:p>
         </w:tc>
@@ -3950,14 +3929,9 @@
       <w:tr>
         <w:tc>
           <w:tcPr>
-            <w:tcW w:w="416" w:type="dxa"/>
-            <w:shd w:val="clear" w:color="auto" w:fill="auto"/>
-            <w:vAlign w:val="center"/>
-          </w:tcPr>
-          <w:p>
-            <w:pPr>
-              <w:ind w:left="34"/>
-            </w:pPr>
+            <w:tcW w:type="dxa" w:w="416"/>
+          </w:tcPr>
+          <w:p>
             <w:r>
               <w:t>3</w:t>
             </w:r>
@@ -3965,23 +3939,183 @@
         </w:tc>
         <w:tc>
           <w:tcPr>
-            <w:tcW w:w="1707" w:type="dxa"/>
-            <w:shd w:val="clear" w:color="auto" w:fill="auto"/>
-            <w:vAlign w:val="center"/>
-          </w:tcPr>
-          <w:p>
-            <w:r>
-              <w:t>…</w:t>
-            </w:r>
-          </w:p>
-        </w:tc>
-        <w:tc>
-          <w:tcPr>
-            <w:tcW w:w="6797" w:type="dxa"/>
-            <w:shd w:val="clear" w:color="auto" w:fill="auto"/>
-            <w:vAlign w:val="center"/>
-          </w:tcPr>
-          <w:p/>
+            <w:tcW w:type="dxa" w:w="1707"/>
+          </w:tcPr>
+          <w:p>
+            <w:r>
+              <w:t>Operations Staff</w:t>
+            </w:r>
+          </w:p>
+        </w:tc>
+        <w:tc>
+          <w:tcPr>
+            <w:tcW w:type="dxa" w:w="6797"/>
+          </w:tcPr>
+          <w:p>
+            <w:r>
+              <w:t>System Administrator. Nhân viên nội bộ quản lý trung tâm. Xác nhận thanh toán học phí, cấu hình khóa học, thiết lập giai đoạn học, và phân công Giảng viên phụ trách lớp học.</w:t>
+            </w:r>
+          </w:p>
+        </w:tc>
+      </w:tr>
+      <w:tr>
+        <w:tc>
+          <w:tcPr>
+            <w:tcW w:type="dxa" w:w="416"/>
+          </w:tcPr>
+          <w:p>
+            <w:r>
+              <w:t>4</w:t>
+            </w:r>
+          </w:p>
+        </w:tc>
+        <w:tc>
+          <w:tcPr>
+            <w:tcW w:type="dxa" w:w="1707"/>
+          </w:tcPr>
+          <w:p>
+            <w:r>
+              <w:t>Center Director</w:t>
+            </w:r>
+          </w:p>
+        </w:tc>
+        <w:tc>
+          <w:tcPr>
+            <w:tcW w:type="dxa" w:w="6797"/>
+          </w:tcPr>
+          <w:p>
+            <w:r>
+              <w:t>Project Sponsor. Quản lý cấp cao. Trích xuất báo cáo doanh thu, phân tích số liệu tuyển sinh, hiệu suất hoàn thành khóa học theo giai đoạn, và đánh giá chỉ số SLA tương tác Q&amp;A.</w:t>
+            </w:r>
+          </w:p>
+        </w:tc>
+      </w:tr>
+      <w:tr>
+        <w:tc>
+          <w:tcPr>
+            <w:tcW w:type="dxa" w:w="416"/>
+          </w:tcPr>
+          <w:p>
+            <w:r>
+              <w:t>5</w:t>
+            </w:r>
+          </w:p>
+        </w:tc>
+        <w:tc>
+          <w:tcPr>
+            <w:tcW w:type="dxa" w:w="1707"/>
+          </w:tcPr>
+          <w:p>
+            <w:r>
+              <w:t>Parent</w:t>
+            </w:r>
+          </w:p>
+        </w:tc>
+        <w:tc>
+          <w:tcPr>
+            <w:tcW w:type="dxa" w:w="6797"/>
+          </w:tcPr>
+          <w:p>
+            <w:r>
+              <w:t>Indirect User. Tác nhân phụ không đăng nhập hệ thống lõi. Nhận email thông báo và xem link báo cáo (Read-only) về kết quả điểm Mock Exam theo giai đoạn của học viên.</w:t>
+            </w:r>
+          </w:p>
+        </w:tc>
+      </w:tr>
+      <w:tr>
+        <w:tc>
+          <w:tcPr>
+            <w:tcW w:type="dxa" w:w="416"/>
+          </w:tcPr>
+          <w:p>
+            <w:r>
+              <w:t>6</w:t>
+            </w:r>
+          </w:p>
+        </w:tc>
+        <w:tc>
+          <w:tcPr>
+            <w:tcW w:type="dxa" w:w="1707"/>
+          </w:tcPr>
+          <w:p>
+            <w:r>
+              <w:t>Cloud Storage &amp; CDN</w:t>
+            </w:r>
+          </w:p>
+        </w:tc>
+        <w:tc>
+          <w:tcPr>
+            <w:tcW w:type="dxa" w:w="6797"/>
+          </w:tcPr>
+          <w:p>
+            <w:r>
+              <w:t>External System. Hệ thống lưu trữ tài liệu tĩnh (PDF, Video) và phân phối tĩnh chuyên biệt (Render MathJax) để tối ưu tải.</w:t>
+            </w:r>
+          </w:p>
+        </w:tc>
+      </w:tr>
+      <w:tr>
+        <w:tc>
+          <w:tcPr>
+            <w:tcW w:type="dxa" w:w="416"/>
+          </w:tcPr>
+          <w:p>
+            <w:r>
+              <w:t>7</w:t>
+            </w:r>
+          </w:p>
+        </w:tc>
+        <w:tc>
+          <w:tcPr>
+            <w:tcW w:type="dxa" w:w="1707"/>
+          </w:tcPr>
+          <w:p>
+            <w:r>
+              <w:t>Notification Service</w:t>
+            </w:r>
+          </w:p>
+        </w:tc>
+        <w:tc>
+          <w:tcPr>
+            <w:tcW w:type="dxa" w:w="6797"/>
+          </w:tcPr>
+          <w:p>
+            <w:r>
+              <w:t>External System. Dịch vụ (API) bên thứ 3 phục vụ công tác gửi email xác nhận và push notifications tự động.</w:t>
+            </w:r>
+          </w:p>
+        </w:tc>
+      </w:tr>
+      <w:tr>
+        <w:tc>
+          <w:tcPr>
+            <w:tcW w:type="dxa" w:w="416"/>
+          </w:tcPr>
+          <w:p>
+            <w:r>
+              <w:t>8</w:t>
+            </w:r>
+          </w:p>
+        </w:tc>
+        <w:tc>
+          <w:tcPr>
+            <w:tcW w:type="dxa" w:w="1707"/>
+          </w:tcPr>
+          <w:p>
+            <w:r>
+              <w:t>Adaptive AI Engine</w:t>
+            </w:r>
+          </w:p>
+        </w:tc>
+        <w:tc>
+          <w:tcPr>
+            <w:tcW w:type="dxa" w:w="6797"/>
+          </w:tcPr>
+          <w:p>
+            <w:r>
+              <w:t>External Engine. Module AI độc lập phân tích dữ liệu làm bài thi từ hệ thống lõi để đưa ra lộ trình/gợi ý ôn tập cá nhân hóa.</w:t>
+            </w:r>
+          </w:p>
         </w:tc>
       </w:tr>
     </w:tbl>
@@ -4332,337 +4466,506 @@
         </w:tc>
       </w:tr>
       <w:tr>
-        <w:trPr>
-          <w:trHeight w:val="288"/>
-        </w:trPr>
-        <w:tc>
-          <w:tcPr>
-            <w:tcW w:w="520" w:type="dxa"/>
-            <w:tcBorders>
-              <w:top w:val="nil"/>
-              <w:left w:val="single" w:sz="4" w:space="0" w:color="auto"/>
-              <w:bottom w:val="single" w:sz="4" w:space="0" w:color="auto"/>
-              <w:right w:val="single" w:sz="4" w:space="0" w:color="auto"/>
-            </w:tcBorders>
-          </w:tcPr>
-          <w:p>
-            <w:pPr>
-              <w:spacing w:after="0" w:line="240" w:lineRule="auto"/>
-              <w:jc w:val="center"/>
-              <w:rPr>
-                <w:rFonts w:eastAsia="Times New Roman" w:cstheme="minorHAnsi"/>
-                <w:color w:val="000000"/>
-                <w:lang w:val="en-US"/>
-              </w:rPr>
-            </w:pPr>
-            <w:r>
-              <w:rPr>
-                <w:rFonts w:eastAsia="Times New Roman" w:cstheme="minorHAnsi"/>
-                <w:color w:val="000000"/>
-                <w:lang w:val="en-US"/>
-              </w:rPr>
-              <w:t>01</w:t>
-            </w:r>
-          </w:p>
-        </w:tc>
-        <w:tc>
-          <w:tcPr>
-            <w:tcW w:w="1890" w:type="dxa"/>
-            <w:tcBorders>
-              <w:top w:val="nil"/>
-              <w:left w:val="nil"/>
-              <w:bottom w:val="single" w:sz="4" w:space="0" w:color="auto"/>
-              <w:right w:val="single" w:sz="4" w:space="0" w:color="auto"/>
-            </w:tcBorders>
-            <w:shd w:val="clear" w:color="auto" w:fill="auto"/>
-            <w:noWrap/>
-          </w:tcPr>
-          <w:p>
-            <w:pPr>
-              <w:spacing w:after="0" w:line="240" w:lineRule="auto"/>
-            </w:pPr>
-            <w:r>
-              <w:t>View Menu</w:t>
-            </w:r>
-          </w:p>
-        </w:tc>
-        <w:tc>
-          <w:tcPr>
-            <w:tcW w:w="1701" w:type="dxa"/>
-            <w:tcBorders>
-              <w:top w:val="nil"/>
-              <w:left w:val="nil"/>
-              <w:bottom w:val="single" w:sz="4" w:space="0" w:color="auto"/>
-              <w:right w:val="single" w:sz="4" w:space="0" w:color="auto"/>
-            </w:tcBorders>
-            <w:shd w:val="clear" w:color="auto" w:fill="auto"/>
-            <w:noWrap/>
-          </w:tcPr>
-          <w:p>
-            <w:pPr>
-              <w:spacing w:after="0" w:line="240" w:lineRule="auto"/>
-              <w:rPr>
-                <w:rFonts w:eastAsia="Times New Roman" w:cstheme="minorHAnsi"/>
-                <w:color w:val="000000"/>
-                <w:lang w:val="en-US"/>
-              </w:rPr>
-            </w:pPr>
-            <w:r>
-              <w:rPr>
-                <w:rFonts w:eastAsia="Times New Roman" w:cstheme="minorHAnsi"/>
-                <w:color w:val="000000"/>
-                <w:lang w:val="en-US"/>
-              </w:rPr>
-              <w:t>Feature Name1</w:t>
-            </w:r>
-          </w:p>
-        </w:tc>
-        <w:tc>
-          <w:tcPr>
-            <w:tcW w:w="5103" w:type="dxa"/>
-            <w:tcBorders>
-              <w:top w:val="nil"/>
-              <w:left w:val="nil"/>
-              <w:bottom w:val="single" w:sz="4" w:space="0" w:color="auto"/>
-              <w:right w:val="single" w:sz="4" w:space="0" w:color="auto"/>
-            </w:tcBorders>
-          </w:tcPr>
-          <w:p>
-            <w:pPr>
-              <w:spacing w:after="0" w:line="240" w:lineRule="auto"/>
-              <w:rPr>
-                <w:rFonts w:eastAsia="Times New Roman" w:cstheme="minorHAnsi"/>
-                <w:color w:val="000000"/>
-                <w:lang w:val="en-US"/>
-              </w:rPr>
-            </w:pPr>
+        <w:tc>
+          <w:tcPr>
+            <w:tcW w:type="dxa" w:w="520"/>
+          </w:tcPr>
+          <w:p>
+            <w:r>
+              <w:t>UC01</w:t>
+            </w:r>
+          </w:p>
+        </w:tc>
+        <w:tc>
+          <w:tcPr>
+            <w:tcW w:type="dxa" w:w="1890"/>
+          </w:tcPr>
+          <w:p>
+            <w:r>
+              <w:t>Register Course</w:t>
+            </w:r>
+          </w:p>
+        </w:tc>
+        <w:tc>
+          <w:tcPr>
+            <w:tcW w:type="dxa" w:w="1701"/>
+          </w:tcPr>
+          <w:p>
+            <w:r>
+              <w:t>Core Infrastructure</w:t>
+            </w:r>
+          </w:p>
+        </w:tc>
+        <w:tc>
+          <w:tcPr>
+            <w:tcW w:type="dxa" w:w="5103"/>
+          </w:tcPr>
+          <w:p>
+            <w:r>
+              <w:t>Student selects a course and submits an enrollment request. Awaits payment approval from Operations.</w:t>
+            </w:r>
           </w:p>
         </w:tc>
       </w:tr>
       <w:tr>
-        <w:trPr>
-          <w:trHeight w:val="288"/>
-        </w:trPr>
-        <w:tc>
-          <w:tcPr>
-            <w:tcW w:w="520" w:type="dxa"/>
-            <w:tcBorders>
-              <w:top w:val="nil"/>
-              <w:left w:val="single" w:sz="4" w:space="0" w:color="auto"/>
-              <w:bottom w:val="single" w:sz="4" w:space="0" w:color="auto"/>
-              <w:right w:val="single" w:sz="4" w:space="0" w:color="auto"/>
-            </w:tcBorders>
-          </w:tcPr>
-          <w:p>
-            <w:pPr>
-              <w:spacing w:after="0" w:line="240" w:lineRule="auto"/>
-              <w:jc w:val="center"/>
-              <w:rPr>
-                <w:rFonts w:eastAsia="Times New Roman" w:cstheme="minorHAnsi"/>
-                <w:color w:val="000000"/>
-                <w:lang w:val="en-US"/>
-              </w:rPr>
-            </w:pPr>
-            <w:r>
-              <w:rPr>
-                <w:rFonts w:eastAsia="Times New Roman" w:cstheme="minorHAnsi"/>
-                <w:color w:val="000000"/>
-                <w:lang w:val="en-US"/>
-              </w:rPr>
-              <w:t>02</w:t>
-            </w:r>
-          </w:p>
-        </w:tc>
-        <w:tc>
-          <w:tcPr>
-            <w:tcW w:w="1890" w:type="dxa"/>
-            <w:tcBorders>
-              <w:top w:val="nil"/>
-              <w:left w:val="nil"/>
-              <w:bottom w:val="single" w:sz="4" w:space="0" w:color="auto"/>
-              <w:right w:val="single" w:sz="4" w:space="0" w:color="auto"/>
-            </w:tcBorders>
-            <w:shd w:val="clear" w:color="auto" w:fill="auto"/>
-            <w:noWrap/>
-            <w:hideMark/>
-          </w:tcPr>
-          <w:p>
-            <w:pPr>
-              <w:spacing w:after="0" w:line="240" w:lineRule="auto"/>
-              <w:rPr>
-                <w:rFonts w:eastAsia="Times New Roman" w:cstheme="minorHAnsi"/>
-                <w:color w:val="000000"/>
-                <w:lang w:val="en-US"/>
-              </w:rPr>
-            </w:pPr>
-            <w:r>
-              <w:rPr>
-                <w:rFonts w:eastAsia="Times New Roman" w:cstheme="minorHAnsi"/>
-                <w:lang w:val="en-US"/>
-              </w:rPr>
-              <w:t>Order a Meal</w:t>
-            </w:r>
-          </w:p>
-        </w:tc>
-        <w:tc>
-          <w:tcPr>
-            <w:tcW w:w="1701" w:type="dxa"/>
-            <w:tcBorders>
-              <w:top w:val="nil"/>
-              <w:left w:val="nil"/>
-              <w:bottom w:val="single" w:sz="4" w:space="0" w:color="auto"/>
-              <w:right w:val="single" w:sz="4" w:space="0" w:color="auto"/>
-            </w:tcBorders>
-            <w:shd w:val="clear" w:color="auto" w:fill="auto"/>
-            <w:noWrap/>
-            <w:hideMark/>
-          </w:tcPr>
-          <w:p>
-            <w:pPr>
-              <w:spacing w:after="0" w:line="240" w:lineRule="auto"/>
-              <w:rPr>
-                <w:rFonts w:eastAsia="Times New Roman" w:cstheme="minorHAnsi"/>
-                <w:color w:val="000000"/>
-                <w:lang w:val="en-US"/>
-              </w:rPr>
-            </w:pPr>
-            <w:r>
-              <w:rPr>
-                <w:rFonts w:eastAsia="Times New Roman" w:cstheme="minorHAnsi"/>
-                <w:color w:val="000000"/>
-                <w:lang w:val="en-US"/>
-              </w:rPr>
-              <w:t>Feature Name2</w:t>
-            </w:r>
-          </w:p>
-        </w:tc>
-        <w:tc>
-          <w:tcPr>
-            <w:tcW w:w="5103" w:type="dxa"/>
-            <w:tcBorders>
-              <w:top w:val="nil"/>
-              <w:left w:val="nil"/>
-              <w:bottom w:val="single" w:sz="4" w:space="0" w:color="auto"/>
-              <w:right w:val="single" w:sz="4" w:space="0" w:color="auto"/>
-            </w:tcBorders>
-          </w:tcPr>
-          <w:p>
-            <w:pPr>
-              <w:spacing w:after="0" w:line="240" w:lineRule="auto"/>
-              <w:rPr>
-                <w:rFonts w:eastAsia="Times New Roman" w:cstheme="minorHAnsi"/>
-                <w:color w:val="000000"/>
-                <w:lang w:val="en-US"/>
-              </w:rPr>
-            </w:pPr>
+        <w:tc>
+          <w:tcPr>
+            <w:tcW w:type="dxa" w:w="520"/>
+          </w:tcPr>
+          <w:p>
+            <w:r>
+              <w:t>UC02</w:t>
+            </w:r>
+          </w:p>
+        </w:tc>
+        <w:tc>
+          <w:tcPr>
+            <w:tcW w:type="dxa" w:w="1890"/>
+          </w:tcPr>
+          <w:p>
+            <w:r>
+              <w:t>View Course Material</w:t>
+            </w:r>
+          </w:p>
+        </w:tc>
+        <w:tc>
+          <w:tcPr>
+            <w:tcW w:type="dxa" w:w="1701"/>
+          </w:tcPr>
+          <w:p>
+            <w:r>
+              <w:t>Course Content Viewer</w:t>
+            </w:r>
+          </w:p>
+        </w:tc>
+        <w:tc>
+          <w:tcPr>
+            <w:tcW w:type="dxa" w:w="5103"/>
+          </w:tcPr>
+          <w:p>
+            <w:r>
+              <w:t>Student accesses uploaded PDFs and Video lectures for a particular enrolled course.</w:t>
+            </w:r>
           </w:p>
         </w:tc>
       </w:tr>
       <w:tr>
-        <w:trPr>
-          <w:trHeight w:val="288"/>
-        </w:trPr>
-        <w:tc>
-          <w:tcPr>
-            <w:tcW w:w="520" w:type="dxa"/>
-            <w:tcBorders>
-              <w:top w:val="single" w:sz="4" w:space="0" w:color="auto"/>
-              <w:left w:val="single" w:sz="4" w:space="0" w:color="auto"/>
-              <w:bottom w:val="single" w:sz="4" w:space="0" w:color="auto"/>
-              <w:right w:val="single" w:sz="4" w:space="0" w:color="auto"/>
-            </w:tcBorders>
-          </w:tcPr>
-          <w:p>
-            <w:pPr>
-              <w:spacing w:after="0" w:line="240" w:lineRule="auto"/>
-              <w:jc w:val="center"/>
-              <w:rPr>
-                <w:rFonts w:eastAsia="Times New Roman" w:cstheme="minorHAnsi"/>
-                <w:color w:val="000000"/>
-                <w:lang w:val="en-US"/>
-              </w:rPr>
-            </w:pPr>
-            <w:r>
-              <w:rPr>
-                <w:rFonts w:eastAsia="Times New Roman" w:cstheme="minorHAnsi"/>
-                <w:color w:val="000000"/>
-                <w:lang w:val="en-US"/>
-              </w:rPr>
-              <w:t>03</w:t>
-            </w:r>
-          </w:p>
-        </w:tc>
-        <w:tc>
-          <w:tcPr>
-            <w:tcW w:w="1890" w:type="dxa"/>
-            <w:tcBorders>
-              <w:top w:val="single" w:sz="4" w:space="0" w:color="auto"/>
-              <w:left w:val="nil"/>
-              <w:bottom w:val="single" w:sz="4" w:space="0" w:color="auto"/>
-              <w:right w:val="single" w:sz="4" w:space="0" w:color="auto"/>
-            </w:tcBorders>
-            <w:shd w:val="clear" w:color="auto" w:fill="auto"/>
-            <w:noWrap/>
-          </w:tcPr>
-          <w:p>
-            <w:pPr>
-              <w:spacing w:after="0" w:line="240" w:lineRule="auto"/>
-              <w:rPr>
-                <w:rFonts w:eastAsia="Times New Roman" w:cstheme="minorHAnsi"/>
-                <w:lang w:val="en-US"/>
-              </w:rPr>
-            </w:pPr>
-            <w:r>
-              <w:rPr>
-                <w:rFonts w:eastAsia="Times New Roman" w:cstheme="minorHAnsi"/>
-                <w:lang w:val="en-US"/>
-              </w:rPr>
-              <w:t>…</w:t>
-            </w:r>
-          </w:p>
-        </w:tc>
-        <w:tc>
-          <w:tcPr>
-            <w:tcW w:w="1701" w:type="dxa"/>
-            <w:tcBorders>
-              <w:top w:val="single" w:sz="4" w:space="0" w:color="auto"/>
-              <w:left w:val="nil"/>
-              <w:bottom w:val="single" w:sz="4" w:space="0" w:color="auto"/>
-              <w:right w:val="single" w:sz="4" w:space="0" w:color="auto"/>
-            </w:tcBorders>
-            <w:shd w:val="clear" w:color="auto" w:fill="auto"/>
-            <w:noWrap/>
-          </w:tcPr>
-          <w:p>
-            <w:pPr>
-              <w:spacing w:after="0" w:line="240" w:lineRule="auto"/>
-              <w:rPr>
-                <w:rFonts w:eastAsia="Times New Roman" w:cstheme="minorHAnsi"/>
-                <w:color w:val="000000"/>
-                <w:lang w:val="en-US"/>
-              </w:rPr>
-            </w:pPr>
-          </w:p>
-        </w:tc>
-        <w:tc>
-          <w:tcPr>
-            <w:tcW w:w="5103" w:type="dxa"/>
-            <w:tcBorders>
-              <w:top w:val="single" w:sz="4" w:space="0" w:color="auto"/>
-              <w:left w:val="nil"/>
-              <w:bottom w:val="single" w:sz="4" w:space="0" w:color="auto"/>
-              <w:right w:val="single" w:sz="4" w:space="0" w:color="auto"/>
-            </w:tcBorders>
-          </w:tcPr>
-          <w:p>
-            <w:pPr>
-              <w:spacing w:after="0" w:line="240" w:lineRule="auto"/>
-              <w:rPr>
-                <w:rFonts w:eastAsia="Times New Roman" w:cstheme="minorHAnsi"/>
-                <w:color w:val="000000"/>
-                <w:lang w:val="en-US"/>
-              </w:rPr>
-            </w:pPr>
+        <w:tc>
+          <w:tcPr>
+            <w:tcW w:type="dxa" w:w="520"/>
+          </w:tcPr>
+          <w:p>
+            <w:r>
+              <w:t>UC03</w:t>
+            </w:r>
+          </w:p>
+        </w:tc>
+        <w:tc>
+          <w:tcPr>
+            <w:tcW w:type="dxa" w:w="1890"/>
+          </w:tcPr>
+          <w:p>
+            <w:r>
+              <w:t>Take Phase Mock Exam</w:t>
+            </w:r>
+          </w:p>
+        </w:tc>
+        <w:tc>
+          <w:tcPr>
+            <w:tcW w:type="dxa" w:w="1701"/>
+          </w:tcPr>
+          <w:p>
+            <w:r>
+              <w:t>Phase-based Mock Exam</w:t>
+            </w:r>
+          </w:p>
+        </w:tc>
+        <w:tc>
+          <w:tcPr>
+            <w:tcW w:type="dxa" w:w="5103"/>
+          </w:tcPr>
+          <w:p>
+            <w:r>
+              <w:t>Student completes an auto-graded assessment assigned to a specific learning phase. Includes MathJax rendering support for formulas.</w:t>
+            </w:r>
+          </w:p>
+        </w:tc>
+      </w:tr>
+      <w:tr>
+        <w:tc>
+          <w:tcPr>
+            <w:tcW w:type="dxa" w:w="520"/>
+          </w:tcPr>
+          <w:p>
+            <w:r>
+              <w:t>UC04</w:t>
+            </w:r>
+          </w:p>
+        </w:tc>
+        <w:tc>
+          <w:tcPr>
+            <w:tcW w:type="dxa" w:w="1890"/>
+          </w:tcPr>
+          <w:p>
+            <w:r>
+              <w:t>View Competency Profile</w:t>
+            </w:r>
+          </w:p>
+        </w:tc>
+        <w:tc>
+          <w:tcPr>
+            <w:tcW w:type="dxa" w:w="1701"/>
+          </w:tcPr>
+          <w:p>
+            <w:r>
+              <w:t>Analytics &amp; AI</w:t>
+            </w:r>
+          </w:p>
+        </w:tc>
+        <w:tc>
+          <w:tcPr>
+            <w:tcW w:type="dxa" w:w="5103"/>
+          </w:tcPr>
+          <w:p>
+            <w:r>
+              <w:t>Student views detailed scores and personalized AI-driven learning recommendations based on their exam attempts.</w:t>
+            </w:r>
+          </w:p>
+        </w:tc>
+      </w:tr>
+      <w:tr>
+        <w:tc>
+          <w:tcPr>
+            <w:tcW w:type="dxa" w:w="520"/>
+          </w:tcPr>
+          <w:p>
+            <w:r>
+              <w:t>UC05</w:t>
+            </w:r>
+          </w:p>
+        </w:tc>
+        <w:tc>
+          <w:tcPr>
+            <w:tcW w:type="dxa" w:w="1890"/>
+          </w:tcPr>
+          <w:p>
+            <w:r>
+              <w:t>Submit Q&amp;A Query</w:t>
+            </w:r>
+          </w:p>
+        </w:tc>
+        <w:tc>
+          <w:tcPr>
+            <w:tcW w:type="dxa" w:w="1701"/>
+          </w:tcPr>
+          <w:p>
+            <w:r>
+              <w:t>Q&amp;A Messaging</w:t>
+            </w:r>
+          </w:p>
+        </w:tc>
+        <w:tc>
+          <w:tcPr>
+            <w:tcW w:type="dxa" w:w="5103"/>
+          </w:tcPr>
+          <w:p>
+            <w:r>
+              <w:t>Student sends a technical or academic question directly to the assigned lecturer.</w:t>
+            </w:r>
+          </w:p>
+        </w:tc>
+      </w:tr>
+      <w:tr>
+        <w:tc>
+          <w:tcPr>
+            <w:tcW w:type="dxa" w:w="520"/>
+          </w:tcPr>
+          <w:p>
+            <w:r>
+              <w:t>UC06</w:t>
+            </w:r>
+          </w:p>
+        </w:tc>
+        <w:tc>
+          <w:tcPr>
+            <w:tcW w:type="dxa" w:w="1890"/>
+          </w:tcPr>
+          <w:p>
+            <w:r>
+              <w:t>Upload Course Materials</w:t>
+            </w:r>
+          </w:p>
+        </w:tc>
+        <w:tc>
+          <w:tcPr>
+            <w:tcW w:type="dxa" w:w="1701"/>
+          </w:tcPr>
+          <w:p>
+            <w:r>
+              <w:t>Course Content Viewer</w:t>
+            </w:r>
+          </w:p>
+        </w:tc>
+        <w:tc>
+          <w:tcPr>
+            <w:tcW w:type="dxa" w:w="5103"/>
+          </w:tcPr>
+          <w:p>
+            <w:r>
+              <w:t>Lecturer uploads PDF/Video contents into the Cloud Storage and attaches to the course syllabus.</w:t>
+            </w:r>
+          </w:p>
+        </w:tc>
+      </w:tr>
+      <w:tr>
+        <w:tc>
+          <w:tcPr>
+            <w:tcW w:type="dxa" w:w="520"/>
+          </w:tcPr>
+          <w:p>
+            <w:r>
+              <w:t>UC07</w:t>
+            </w:r>
+          </w:p>
+        </w:tc>
+        <w:tc>
+          <w:tcPr>
+            <w:tcW w:type="dxa" w:w="1890"/>
+          </w:tcPr>
+          <w:p>
+            <w:r>
+              <w:t>Manage Question Bank</w:t>
+            </w:r>
+          </w:p>
+        </w:tc>
+        <w:tc>
+          <w:tcPr>
+            <w:tcW w:type="dxa" w:w="1701"/>
+          </w:tcPr>
+          <w:p>
+            <w:r>
+              <w:t>Phase-based Mock Exam</w:t>
+            </w:r>
+          </w:p>
+        </w:tc>
+        <w:tc>
+          <w:tcPr>
+            <w:tcW w:type="dxa" w:w="5103"/>
+          </w:tcPr>
+          <w:p>
+            <w:r>
+              <w:t>Lecturer adds, edits, or archives assessment questions to be randomly generated in mock exams.</w:t>
+            </w:r>
+          </w:p>
+        </w:tc>
+      </w:tr>
+      <w:tr>
+        <w:tc>
+          <w:tcPr>
+            <w:tcW w:type="dxa" w:w="520"/>
+          </w:tcPr>
+          <w:p>
+            <w:r>
+              <w:t>UC08</w:t>
+            </w:r>
+          </w:p>
+        </w:tc>
+        <w:tc>
+          <w:tcPr>
+            <w:tcW w:type="dxa" w:w="1890"/>
+          </w:tcPr>
+          <w:p>
+            <w:r>
+              <w:t>Respond to Q&amp;A</w:t>
+            </w:r>
+          </w:p>
+        </w:tc>
+        <w:tc>
+          <w:tcPr>
+            <w:tcW w:type="dxa" w:w="1701"/>
+          </w:tcPr>
+          <w:p>
+            <w:r>
+              <w:t>Q&amp;A Messaging</w:t>
+            </w:r>
+          </w:p>
+        </w:tc>
+        <w:tc>
+          <w:tcPr>
+            <w:tcW w:type="dxa" w:w="5103"/>
+          </w:tcPr>
+          <w:p>
+            <w:r>
+              <w:t>Lecturer answers pending queries from students within the required SLA timeframe.</w:t>
+            </w:r>
+          </w:p>
+        </w:tc>
+      </w:tr>
+      <w:tr>
+        <w:tc>
+          <w:tcPr>
+            <w:tcW w:type="dxa" w:w="520"/>
+          </w:tcPr>
+          <w:p>
+            <w:r>
+              <w:t>UC09</w:t>
+            </w:r>
+          </w:p>
+        </w:tc>
+        <w:tc>
+          <w:tcPr>
+            <w:tcW w:type="dxa" w:w="1890"/>
+          </w:tcPr>
+          <w:p>
+            <w:r>
+              <w:t>View Student Progress</w:t>
+            </w:r>
+          </w:p>
+        </w:tc>
+        <w:tc>
+          <w:tcPr>
+            <w:tcW w:type="dxa" w:w="1701"/>
+          </w:tcPr>
+          <w:p>
+            <w:r>
+              <w:t>Analytics Dashboard</w:t>
+            </w:r>
+          </w:p>
+        </w:tc>
+        <w:tc>
+          <w:tcPr>
+            <w:tcW w:type="dxa" w:w="5103"/>
+          </w:tcPr>
+          <w:p>
+            <w:r>
+              <w:t>Lecturer checks the learning progress and mock exam scores of students taking their class.</w:t>
+            </w:r>
+          </w:p>
+        </w:tc>
+      </w:tr>
+      <w:tr>
+        <w:tc>
+          <w:tcPr>
+            <w:tcW w:type="dxa" w:w="520"/>
+          </w:tcPr>
+          <w:p>
+            <w:r>
+              <w:t>UC10</w:t>
+            </w:r>
+          </w:p>
+        </w:tc>
+        <w:tc>
+          <w:tcPr>
+            <w:tcW w:type="dxa" w:w="1890"/>
+          </w:tcPr>
+          <w:p>
+            <w:r>
+              <w:t>Verify Payment Details</w:t>
+            </w:r>
+          </w:p>
+        </w:tc>
+        <w:tc>
+          <w:tcPr>
+            <w:tcW w:type="dxa" w:w="1701"/>
+          </w:tcPr>
+          <w:p>
+            <w:r>
+              <w:t>Core Infrastructure</w:t>
+            </w:r>
+          </w:p>
+        </w:tc>
+        <w:tc>
+          <w:tcPr>
+            <w:tcW w:type="dxa" w:w="5103"/>
+          </w:tcPr>
+          <w:p>
+            <w:r>
+              <w:t>Operations Staff manually verify and approve offline bank transfers to activate student enrollment.</w:t>
+            </w:r>
+          </w:p>
+        </w:tc>
+      </w:tr>
+      <w:tr>
+        <w:tc>
+          <w:tcPr>
+            <w:tcW w:type="dxa" w:w="520"/>
+          </w:tcPr>
+          <w:p>
+            <w:r>
+              <w:t>UC11</w:t>
+            </w:r>
+          </w:p>
+        </w:tc>
+        <w:tc>
+          <w:tcPr>
+            <w:tcW w:type="dxa" w:w="1890"/>
+          </w:tcPr>
+          <w:p>
+            <w:r>
+              <w:t>Configure Course &amp; Phases</w:t>
+            </w:r>
+          </w:p>
+        </w:tc>
+        <w:tc>
+          <w:tcPr>
+            <w:tcW w:type="dxa" w:w="1701"/>
+          </w:tcPr>
+          <w:p>
+            <w:r>
+              <w:t>Core Infrastructure</w:t>
+            </w:r>
+          </w:p>
+        </w:tc>
+        <w:tc>
+          <w:tcPr>
+            <w:tcW w:type="dxa" w:w="5103"/>
+          </w:tcPr>
+          <w:p>
+            <w:r>
+              <w:t>Operations Staff setup initial course data, define learning phases, and assign corresponding lecturers.</w:t>
+            </w:r>
+          </w:p>
+        </w:tc>
+      </w:tr>
+      <w:tr>
+        <w:tc>
+          <w:tcPr>
+            <w:tcW w:type="dxa" w:w="520"/>
+          </w:tcPr>
+          <w:p>
+            <w:r>
+              <w:t>UC12</w:t>
+            </w:r>
+          </w:p>
+        </w:tc>
+        <w:tc>
+          <w:tcPr>
+            <w:tcW w:type="dxa" w:w="1890"/>
+          </w:tcPr>
+          <w:p>
+            <w:r>
+              <w:t>View High-Level Reports</w:t>
+            </w:r>
+          </w:p>
+        </w:tc>
+        <w:tc>
+          <w:tcPr>
+            <w:tcW w:type="dxa" w:w="1701"/>
+          </w:tcPr>
+          <w:p>
+            <w:r>
+              <w:t>Analytics Dashboard</w:t>
+            </w:r>
+          </w:p>
+        </w:tc>
+        <w:tc>
+          <w:tcPr>
+            <w:tcW w:type="dxa" w:w="5103"/>
+          </w:tcPr>
+          <w:p>
+            <w:r>
+              <w:t>Center Director reviews financial revenue, overall enrollment rates, and lecturer Q&amp;A metrics.</w:t>
+            </w:r>
           </w:p>
         </w:tc>
       </w:tr>
